--- a/Алгоритми та структури даних/Розділи/РОЗДІЛ 7 НЕЛІНІЙНІ СТРУКТУРИ ДАНИХ ГРАФ.docx
+++ b/Алгоритми та структури даних/Розділи/РОЗДІЛ 7 НЕЛІНІЙНІ СТРУКТУРИ ДАНИХ ГРАФ.docx
@@ -1,51 +1,2312 @@
 
 <file path=word/document.xml><?xml version="1.0" encoding="utf-8"?>
-<w:document xmlns:wpc="http://schemas.microsoft.com/office/word/2010/wordprocessingCanvas" xmlns:cx="http://schemas.microsoft.com/office/drawing/2014/chartex" xmlns:cx1="http://schemas.microsoft.com/office/drawing/2015/9/8/chartex" xmlns:cx2="http://schemas.microsoft.com/office/drawing/2015/10/21/chartex" xmlns:cx3="http://schemas.microsoft.com/office/drawing/2016/5/9/chartex" xmlns:cx4="http://schemas.microsoft.com/office/drawing/2016/5/10/chartex" xmlns:cx5="http://schemas.microsoft.com/office/drawing/2016/5/11/chartex" xmlns:cx6="http://schemas.microsoft.com/office/drawing/2016/5/12/chartex" xmlns:cx7="http://schemas.microsoft.com/office/drawing/2016/5/13/chartex" xmlns:cx8="http://schemas.microsoft.com/office/drawing/2016/5/14/chartex" xmlns:mc="http://schemas.openxmlformats.org/markup-compatibility/2006" xmlns:aink="http://schemas.microsoft.com/office/drawing/2016/ink" xmlns:am3d="http://schemas.microsoft.com/office/drawing/2017/model3d" xmlns:o="urn:schemas-microsoft-com:office:office" xmlns:r="http://schemas.openxmlformats.org/officeDocument/2006/relationships" xmlns:m="http://schemas.openxmlformats.org/officeDocument/2006/math" xmlns:v="urn:schemas-microsoft-com:vml" xmlns:wp14="http://schemas.microsoft.com/office/word/2010/wordprocessingDrawing" xmlns:wp="http://schemas.openxmlformats.org/drawingml/2006/wordprocessingDrawing" xmlns:w10="urn:schemas-microsoft-com:office:word" xmlns:w="http://schemas.openxmlformats.org/wordprocessingml/2006/main" xmlns:w14="http://schemas.microsoft.com/office/word/2010/wordml" xmlns:w15="http://schemas.microsoft.com/office/word/2012/wordml" xmlns:w16cex="http://schemas.microsoft.com/office/word/2018/wordml/cex" xmlns:w16cid="http://schemas.microsoft.com/office/word/2016/wordml/cid" xmlns:w16="http://schemas.microsoft.com/office/word/2018/wordml" xmlns:w16sdtdh="http://schemas.microsoft.com/office/word/2020/wordml/sdtdatahash" xmlns:w16se="http://schemas.microsoft.com/office/word/2015/wordml/symex" xmlns:wpg="http://schemas.microsoft.com/office/word/2010/wordprocessingGroup" xmlns:wpi="http://schemas.microsoft.com/office/word/2010/wordprocessingInk" xmlns:wne="http://schemas.microsoft.com/office/word/2006/wordml" xmlns:wps="http://schemas.microsoft.com/office/word/2010/wordprocessingShape" mc:Ignorable="w14 w15 w16se w16cid w16 w16cex w16sdtdh wp14">
+<w:document xmlns:wpc="http://schemas.microsoft.com/office/word/2010/wordprocessingCanvas" xmlns:cx="http://schemas.microsoft.com/office/drawing/2014/chartex" xmlns:cx1="http://schemas.microsoft.com/office/drawing/2015/9/8/chartex" xmlns:cx2="http://schemas.microsoft.com/office/drawing/2015/10/21/chartex" xmlns:cx3="http://schemas.microsoft.com/office/drawing/2016/5/9/chartex" xmlns:cx4="http://schemas.microsoft.com/office/drawing/2016/5/10/chartex" xmlns:cx5="http://schemas.microsoft.com/office/drawing/2016/5/11/chartex" xmlns:cx6="http://schemas.microsoft.com/office/drawing/2016/5/12/chartex" xmlns:cx7="http://schemas.microsoft.com/office/drawing/2016/5/13/chartex" xmlns:cx8="http://schemas.microsoft.com/office/drawing/2016/5/14/chartex" xmlns:mc="http://schemas.openxmlformats.org/markup-compatibility/2006" xmlns:aink="http://schemas.microsoft.com/office/drawing/2016/ink" xmlns:am3d="http://schemas.microsoft.com/office/drawing/2017/model3d" xmlns:o="urn:schemas-microsoft-com:office:office" xmlns:oel="http://schemas.microsoft.com/office/2019/extlst" xmlns:r="http://schemas.openxmlformats.org/officeDocument/2006/relationships" xmlns:m="http://schemas.openxmlformats.org/officeDocument/2006/math" xmlns:v="urn:schemas-microsoft-com:vml" xmlns:wp14="http://schemas.microsoft.com/office/word/2010/wordprocessingDrawing" xmlns:wp="http://schemas.openxmlformats.org/drawingml/2006/wordprocessingDrawing" xmlns:w10="urn:schemas-microsoft-com:office:word" xmlns:w="http://schemas.openxmlformats.org/wordprocessingml/2006/main" xmlns:w14="http://schemas.microsoft.com/office/word/2010/wordml" xmlns:w15="http://schemas.microsoft.com/office/word/2012/wordml" xmlns:w16cex="http://schemas.microsoft.com/office/word/2018/wordml/cex" xmlns:w16cid="http://schemas.microsoft.com/office/word/2016/wordml/cid" xmlns:w16="http://schemas.microsoft.com/office/word/2018/wordml" xmlns:w16sdtdh="http://schemas.microsoft.com/office/word/2020/wordml/sdtdatahash" xmlns:w16se="http://schemas.microsoft.com/office/word/2015/wordml/symex" xmlns:wpg="http://schemas.microsoft.com/office/word/2010/wordprocessingGroup" xmlns:wpi="http://schemas.microsoft.com/office/word/2010/wordprocessingInk" xmlns:wne="http://schemas.microsoft.com/office/word/2006/wordml" xmlns:wps="http://schemas.microsoft.com/office/word/2010/wordprocessingShape" mc:Ignorable="w14 w15 w16se w16cid w16 w16cex w16sdtdh wp14">
   <w:body>
     <w:p>
       <w:pPr>
-        <w:spacing w:after="0"/>
-        <w:rPr>
-          <w:sz w:val="28"/>
-          <w:szCs w:val="28"/>
-          <w:lang w:val="uk-UA"/>
-        </w:rPr>
-      </w:pPr>
-      <w:r>
-        <w:rPr>
-          <w:sz w:val="28"/>
-          <w:szCs w:val="28"/>
-          <w:lang w:val="uk-UA"/>
-        </w:rPr>
-        <w:t>Ф</w:t>
-      </w:r>
-    </w:p>
-    <w:p>
-      <w:pPr>
-        <w:spacing w:after="0"/>
-        <w:rPr>
-          <w:sz w:val="28"/>
-          <w:szCs w:val="28"/>
-          <w:lang w:val="uk-UA"/>
-        </w:rPr>
-      </w:pPr>
-      <w:r>
-        <w:rPr>
-          <w:sz w:val="28"/>
-          <w:szCs w:val="28"/>
-          <w:lang w:val="uk-UA"/>
-        </w:rPr>
-        <w:t>ф</w:t>
-      </w:r>
-    </w:p>
+        <w:pStyle w:val="a7"/>
+        <w:tabs>
+          <w:tab w:val="clear" w:pos="1276"/>
+          <w:tab w:val="left" w:pos="567"/>
+        </w:tabs>
+        <w:spacing w:line="240" w:lineRule="auto"/>
+        <w:ind w:left="0" w:firstLine="0"/>
+        <w:contextualSpacing/>
+        <w:jc w:val="center"/>
+        <w:rPr>
+          <w:b/>
+          <w:bCs/>
+          <w:iCs/>
+          <w:lang w:val="ru-RU"/>
+        </w:rPr>
+      </w:pPr>
+      <w:r>
+        <w:rPr>
+          <w:b/>
+          <w:bCs/>
+          <w:iCs/>
+        </w:rPr>
+        <w:t xml:space="preserve">Тести для закріплення </w:t>
+      </w:r>
+      <w:proofErr w:type="spellStart"/>
+      <w:r>
+        <w:rPr>
+          <w:b/>
+          <w:bCs/>
+          <w:iCs/>
+        </w:rPr>
+        <w:t>матерілу</w:t>
+      </w:r>
+      <w:proofErr w:type="spellEnd"/>
+    </w:p>
+    <w:p>
+      <w:pPr>
+        <w:pStyle w:val="a7"/>
+        <w:tabs>
+          <w:tab w:val="clear" w:pos="1276"/>
+          <w:tab w:val="left" w:pos="567"/>
+        </w:tabs>
+        <w:spacing w:line="240" w:lineRule="auto"/>
+        <w:ind w:left="0" w:firstLine="0"/>
+        <w:contextualSpacing/>
+        <w:jc w:val="center"/>
+        <w:rPr>
+          <w:b/>
+          <w:bCs/>
+          <w:iCs/>
+          <w:lang w:val="ru-RU"/>
+        </w:rPr>
+      </w:pPr>
+    </w:p>
+    <w:p>
+      <w:pPr>
+        <w:pStyle w:val="a7"/>
+        <w:numPr>
+          <w:ilvl w:val="0"/>
+          <w:numId w:val="1"/>
+        </w:numPr>
+        <w:tabs>
+          <w:tab w:val="clear" w:pos="1276"/>
+          <w:tab w:val="left" w:pos="567"/>
+        </w:tabs>
+        <w:spacing w:after="0" w:line="240" w:lineRule="auto"/>
+        <w:ind w:left="1134" w:hanging="283"/>
+        <w:contextualSpacing/>
+        <w:rPr>
+          <w:bCs/>
+          <w:iCs/>
+        </w:rPr>
+      </w:pPr>
+      <w:r>
+        <w:rPr>
+          <w:bCs/>
+          <w:iCs/>
+        </w:rPr>
+        <w:t xml:space="preserve">Назвати компоненти </w:t>
+      </w:r>
+      <w:proofErr w:type="spellStart"/>
+      <w:r>
+        <w:rPr>
+          <w:bCs/>
+          <w:iCs/>
+        </w:rPr>
+        <w:t>неографу</w:t>
+      </w:r>
+      <w:proofErr w:type="spellEnd"/>
+      <w:r>
+        <w:rPr>
+          <w:bCs/>
+          <w:iCs/>
+        </w:rPr>
+        <w:t>:</w:t>
+      </w:r>
+    </w:p>
+    <w:p>
+      <w:pPr>
+        <w:pStyle w:val="a7"/>
+        <w:tabs>
+          <w:tab w:val="clear" w:pos="1276"/>
+          <w:tab w:val="left" w:pos="567"/>
+        </w:tabs>
+        <w:spacing w:line="240" w:lineRule="auto"/>
+        <w:ind w:left="0" w:firstLine="851"/>
+        <w:contextualSpacing/>
+        <w:rPr>
+          <w:iCs/>
+        </w:rPr>
+      </w:pPr>
+      <w:r>
+        <w:rPr>
+          <w:iCs/>
+        </w:rPr>
+        <w:t>а) дуги;</w:t>
+      </w:r>
+    </w:p>
+    <w:p>
+      <w:pPr>
+        <w:pStyle w:val="a7"/>
+        <w:tabs>
+          <w:tab w:val="left" w:pos="567"/>
+        </w:tabs>
+        <w:spacing w:line="240" w:lineRule="auto"/>
+        <w:ind w:left="0" w:firstLine="851"/>
+        <w:contextualSpacing/>
+        <w:rPr>
+          <w:b/>
+          <w:bCs/>
+          <w:iCs/>
+        </w:rPr>
+      </w:pPr>
+      <w:r>
+        <w:rPr>
+          <w:b/>
+          <w:bCs/>
+          <w:iCs/>
+        </w:rPr>
+        <w:t>б) ребра;</w:t>
+      </w:r>
+    </w:p>
+    <w:p>
+      <w:pPr>
+        <w:pStyle w:val="a7"/>
+        <w:tabs>
+          <w:tab w:val="left" w:pos="567"/>
+        </w:tabs>
+        <w:spacing w:line="240" w:lineRule="auto"/>
+        <w:ind w:left="0" w:firstLine="851"/>
+        <w:contextualSpacing/>
+        <w:rPr>
+          <w:iCs/>
+        </w:rPr>
+      </w:pPr>
+      <w:r>
+        <w:rPr>
+          <w:iCs/>
+        </w:rPr>
+        <w:t>в) шлях;</w:t>
+      </w:r>
+    </w:p>
+    <w:p>
+      <w:pPr>
+        <w:pStyle w:val="a7"/>
+        <w:tabs>
+          <w:tab w:val="left" w:pos="567"/>
+        </w:tabs>
+        <w:spacing w:line="240" w:lineRule="auto"/>
+        <w:ind w:left="0" w:firstLine="851"/>
+        <w:contextualSpacing/>
+        <w:rPr>
+          <w:iCs/>
+        </w:rPr>
+      </w:pPr>
+      <w:r>
+        <w:rPr>
+          <w:iCs/>
+        </w:rPr>
+        <w:t xml:space="preserve">г) </w:t>
+      </w:r>
+      <w:proofErr w:type="spellStart"/>
+      <w:r>
+        <w:rPr>
+          <w:iCs/>
+        </w:rPr>
+        <w:t>конmур</w:t>
+      </w:r>
+      <w:proofErr w:type="spellEnd"/>
+      <w:r>
+        <w:rPr>
+          <w:iCs/>
+        </w:rPr>
+        <w:t>;</w:t>
+      </w:r>
+    </w:p>
+    <w:p>
+      <w:pPr>
+        <w:pStyle w:val="a7"/>
+        <w:tabs>
+          <w:tab w:val="left" w:pos="567"/>
+        </w:tabs>
+        <w:spacing w:line="240" w:lineRule="auto"/>
+        <w:ind w:left="0" w:firstLine="851"/>
+        <w:contextualSpacing/>
+        <w:rPr>
+          <w:b/>
+          <w:bCs/>
+          <w:iCs/>
+        </w:rPr>
+      </w:pPr>
+      <w:r>
+        <w:rPr>
+          <w:b/>
+          <w:bCs/>
+          <w:iCs/>
+        </w:rPr>
+        <w:t>д) ланцюг;</w:t>
+      </w:r>
+    </w:p>
+    <w:p>
+      <w:pPr>
+        <w:pStyle w:val="a7"/>
+        <w:tabs>
+          <w:tab w:val="clear" w:pos="1276"/>
+          <w:tab w:val="left" w:pos="567"/>
+        </w:tabs>
+        <w:spacing w:line="240" w:lineRule="auto"/>
+        <w:ind w:left="0" w:firstLine="851"/>
+        <w:contextualSpacing/>
+        <w:rPr>
+          <w:b/>
+          <w:bCs/>
+          <w:iCs/>
+          <w:lang w:val="ru-RU"/>
+        </w:rPr>
+      </w:pPr>
+      <w:r>
+        <w:rPr>
+          <w:b/>
+          <w:bCs/>
+          <w:iCs/>
+        </w:rPr>
+        <w:t>е) цикл</w:t>
+      </w:r>
+    </w:p>
+    <w:p>
+      <w:pPr>
+        <w:pStyle w:val="a7"/>
+        <w:tabs>
+          <w:tab w:val="clear" w:pos="1276"/>
+          <w:tab w:val="left" w:pos="567"/>
+        </w:tabs>
+        <w:spacing w:line="240" w:lineRule="auto"/>
+        <w:ind w:left="0" w:firstLine="851"/>
+        <w:contextualSpacing/>
+        <w:rPr>
+          <w:iCs/>
+          <w:lang w:val="ru-RU"/>
+        </w:rPr>
+      </w:pPr>
+    </w:p>
+    <w:p>
+      <w:pPr>
+        <w:pStyle w:val="a7"/>
+        <w:tabs>
+          <w:tab w:val="clear" w:pos="1276"/>
+          <w:tab w:val="left" w:pos="567"/>
+        </w:tabs>
+        <w:spacing w:line="240" w:lineRule="auto"/>
+        <w:ind w:left="0" w:firstLine="851"/>
+        <w:contextualSpacing/>
+        <w:rPr>
+          <w:bCs/>
+          <w:iCs/>
+        </w:rPr>
+      </w:pPr>
+      <w:r>
+        <w:rPr>
+          <w:bCs/>
+          <w:iCs/>
+        </w:rPr>
+        <w:t xml:space="preserve">2. Назвати компоненти </w:t>
+      </w:r>
+      <w:proofErr w:type="spellStart"/>
+      <w:r>
+        <w:rPr>
+          <w:bCs/>
+          <w:iCs/>
+        </w:rPr>
+        <w:t>орграфу</w:t>
+      </w:r>
+      <w:proofErr w:type="spellEnd"/>
+      <w:r>
+        <w:rPr>
+          <w:bCs/>
+          <w:iCs/>
+        </w:rPr>
+        <w:t>:</w:t>
+      </w:r>
+    </w:p>
+    <w:p>
+      <w:pPr>
+        <w:pStyle w:val="a7"/>
+        <w:tabs>
+          <w:tab w:val="clear" w:pos="1276"/>
+          <w:tab w:val="left" w:pos="567"/>
+        </w:tabs>
+        <w:spacing w:line="240" w:lineRule="auto"/>
+        <w:ind w:left="0" w:firstLine="851"/>
+        <w:contextualSpacing/>
+        <w:rPr>
+          <w:b/>
+          <w:bCs/>
+          <w:iCs/>
+        </w:rPr>
+      </w:pPr>
+      <w:r>
+        <w:rPr>
+          <w:b/>
+          <w:bCs/>
+          <w:iCs/>
+        </w:rPr>
+        <w:t>а) дуги;</w:t>
+      </w:r>
+    </w:p>
+    <w:p>
+      <w:pPr>
+        <w:pStyle w:val="a7"/>
+        <w:tabs>
+          <w:tab w:val="left" w:pos="567"/>
+        </w:tabs>
+        <w:spacing w:line="240" w:lineRule="auto"/>
+        <w:ind w:left="0" w:firstLine="851"/>
+        <w:contextualSpacing/>
+        <w:rPr>
+          <w:iCs/>
+        </w:rPr>
+      </w:pPr>
+      <w:r>
+        <w:rPr>
+          <w:iCs/>
+        </w:rPr>
+        <w:t>б) ребра;</w:t>
+      </w:r>
+    </w:p>
+    <w:p>
+      <w:pPr>
+        <w:pStyle w:val="a7"/>
+        <w:tabs>
+          <w:tab w:val="left" w:pos="567"/>
+        </w:tabs>
+        <w:spacing w:line="240" w:lineRule="auto"/>
+        <w:ind w:left="0" w:firstLine="851"/>
+        <w:contextualSpacing/>
+        <w:rPr>
+          <w:b/>
+          <w:bCs/>
+          <w:iCs/>
+        </w:rPr>
+      </w:pPr>
+      <w:r>
+        <w:rPr>
+          <w:b/>
+          <w:bCs/>
+          <w:iCs/>
+        </w:rPr>
+        <w:t>в) шлях;</w:t>
+      </w:r>
+    </w:p>
+    <w:p>
+      <w:pPr>
+        <w:pStyle w:val="a7"/>
+        <w:tabs>
+          <w:tab w:val="left" w:pos="567"/>
+        </w:tabs>
+        <w:spacing w:line="240" w:lineRule="auto"/>
+        <w:ind w:left="0" w:firstLine="851"/>
+        <w:contextualSpacing/>
+        <w:rPr>
+          <w:b/>
+          <w:bCs/>
+          <w:iCs/>
+        </w:rPr>
+      </w:pPr>
+      <w:r>
+        <w:rPr>
+          <w:b/>
+          <w:bCs/>
+          <w:iCs/>
+        </w:rPr>
+        <w:t xml:space="preserve">г) </w:t>
+      </w:r>
+      <w:proofErr w:type="spellStart"/>
+      <w:r>
+        <w:rPr>
+          <w:b/>
+          <w:bCs/>
+          <w:iCs/>
+        </w:rPr>
+        <w:t>конmур</w:t>
+      </w:r>
+      <w:proofErr w:type="spellEnd"/>
+      <w:r>
+        <w:rPr>
+          <w:b/>
+          <w:bCs/>
+          <w:iCs/>
+        </w:rPr>
+        <w:t>;</w:t>
+      </w:r>
+    </w:p>
+    <w:p>
+      <w:pPr>
+        <w:pStyle w:val="a7"/>
+        <w:tabs>
+          <w:tab w:val="left" w:pos="567"/>
+        </w:tabs>
+        <w:spacing w:line="240" w:lineRule="auto"/>
+        <w:ind w:left="0" w:firstLine="851"/>
+        <w:contextualSpacing/>
+        <w:rPr>
+          <w:iCs/>
+        </w:rPr>
+      </w:pPr>
+      <w:r>
+        <w:rPr>
+          <w:iCs/>
+        </w:rPr>
+        <w:t>д) ланцюг;</w:t>
+      </w:r>
+    </w:p>
+    <w:p>
+      <w:pPr>
+        <w:pStyle w:val="a7"/>
+        <w:tabs>
+          <w:tab w:val="clear" w:pos="1276"/>
+          <w:tab w:val="left" w:pos="567"/>
+        </w:tabs>
+        <w:spacing w:line="240" w:lineRule="auto"/>
+        <w:ind w:left="0" w:firstLine="851"/>
+        <w:contextualSpacing/>
+        <w:rPr>
+          <w:iCs/>
+          <w:lang w:val="ru-RU"/>
+        </w:rPr>
+      </w:pPr>
+      <w:r>
+        <w:rPr>
+          <w:iCs/>
+        </w:rPr>
+        <w:t>е) цикл</w:t>
+      </w:r>
+    </w:p>
+    <w:p>
+      <w:pPr>
+        <w:pStyle w:val="a7"/>
+        <w:tabs>
+          <w:tab w:val="clear" w:pos="1276"/>
+          <w:tab w:val="left" w:pos="567"/>
+        </w:tabs>
+        <w:spacing w:line="240" w:lineRule="auto"/>
+        <w:ind w:left="0" w:firstLine="851"/>
+        <w:contextualSpacing/>
+        <w:rPr>
+          <w:iCs/>
+          <w:lang w:val="ru-RU"/>
+        </w:rPr>
+      </w:pPr>
+    </w:p>
+    <w:p>
+      <w:pPr>
+        <w:pStyle w:val="a7"/>
+        <w:tabs>
+          <w:tab w:val="clear" w:pos="1276"/>
+          <w:tab w:val="left" w:pos="709"/>
+        </w:tabs>
+        <w:spacing w:line="240" w:lineRule="auto"/>
+        <w:ind w:left="0" w:firstLine="851"/>
+        <w:contextualSpacing/>
+        <w:rPr>
+          <w:iCs/>
+        </w:rPr>
+      </w:pPr>
+      <w:r>
+        <w:rPr>
+          <w:bCs/>
+          <w:iCs/>
+        </w:rPr>
+        <w:t xml:space="preserve">3. За визначенням знайти термін: </w:t>
+      </w:r>
+      <w:proofErr w:type="spellStart"/>
+      <w:r>
+        <w:rPr>
+          <w:bCs/>
+          <w:iCs/>
+        </w:rPr>
+        <w:t>орграф</w:t>
+      </w:r>
+      <w:proofErr w:type="spellEnd"/>
+      <w:r>
+        <w:rPr>
+          <w:bCs/>
+          <w:iCs/>
+        </w:rPr>
+        <w:t xml:space="preserve"> заміняється неорієнтованим графом, що у свою чергу є </w:t>
+      </w:r>
+      <w:proofErr w:type="spellStart"/>
+      <w:r>
+        <w:rPr>
+          <w:bCs/>
+          <w:iCs/>
+        </w:rPr>
+        <w:t>зв’зяним</w:t>
+      </w:r>
+      <w:proofErr w:type="spellEnd"/>
+      <w:r>
+        <w:rPr>
+          <w:bCs/>
+          <w:iCs/>
+        </w:rPr>
+        <w:t>:</w:t>
+      </w:r>
+    </w:p>
+    <w:p>
+      <w:pPr>
+        <w:pStyle w:val="a7"/>
+        <w:tabs>
+          <w:tab w:val="left" w:pos="567"/>
+        </w:tabs>
+        <w:spacing w:line="240" w:lineRule="auto"/>
+        <w:ind w:left="0" w:firstLine="851"/>
+        <w:contextualSpacing/>
+        <w:rPr>
+          <w:b/>
+          <w:bCs/>
+          <w:iCs/>
+        </w:rPr>
+      </w:pPr>
+      <w:r>
+        <w:rPr>
+          <w:b/>
+          <w:bCs/>
+          <w:iCs/>
+        </w:rPr>
+        <w:t>а) слабка зв’язність;</w:t>
+      </w:r>
+    </w:p>
+    <w:p>
+      <w:pPr>
+        <w:pStyle w:val="a7"/>
+        <w:tabs>
+          <w:tab w:val="left" w:pos="567"/>
+        </w:tabs>
+        <w:spacing w:line="240" w:lineRule="auto"/>
+        <w:ind w:left="0" w:firstLine="851"/>
+        <w:contextualSpacing/>
+        <w:rPr>
+          <w:iCs/>
+        </w:rPr>
+      </w:pPr>
+      <w:r>
+        <w:rPr>
+          <w:iCs/>
+        </w:rPr>
+        <w:t>б) однобічна зв’язність;</w:t>
+      </w:r>
+    </w:p>
+    <w:p>
+      <w:pPr>
+        <w:pStyle w:val="a7"/>
+        <w:tabs>
+          <w:tab w:val="left" w:pos="567"/>
+        </w:tabs>
+        <w:spacing w:line="240" w:lineRule="auto"/>
+        <w:ind w:left="0" w:firstLine="851"/>
+        <w:contextualSpacing/>
+        <w:rPr>
+          <w:iCs/>
+          <w:lang w:val="ru-RU"/>
+        </w:rPr>
+      </w:pPr>
+      <w:r>
+        <w:rPr>
+          <w:iCs/>
+        </w:rPr>
+        <w:t>в)</w:t>
+      </w:r>
+      <w:r>
+        <w:t xml:space="preserve"> </w:t>
+      </w:r>
+      <w:r>
+        <w:rPr>
+          <w:iCs/>
+        </w:rPr>
+        <w:t>сильна зв’язність</w:t>
+      </w:r>
+    </w:p>
+    <w:p>
+      <w:pPr>
+        <w:pStyle w:val="a7"/>
+        <w:tabs>
+          <w:tab w:val="left" w:pos="567"/>
+        </w:tabs>
+        <w:spacing w:line="240" w:lineRule="auto"/>
+        <w:ind w:left="0" w:firstLine="851"/>
+        <w:contextualSpacing/>
+        <w:rPr>
+          <w:iCs/>
+          <w:lang w:val="ru-RU"/>
+        </w:rPr>
+      </w:pPr>
+    </w:p>
+    <w:p>
+      <w:pPr>
+        <w:pStyle w:val="a7"/>
+        <w:tabs>
+          <w:tab w:val="clear" w:pos="1276"/>
+          <w:tab w:val="left" w:pos="851"/>
+        </w:tabs>
+        <w:spacing w:line="240" w:lineRule="auto"/>
+        <w:ind w:left="0" w:firstLine="851"/>
+        <w:contextualSpacing/>
+        <w:rPr>
+          <w:bCs/>
+          <w:iCs/>
+        </w:rPr>
+      </w:pPr>
+      <w:r>
+        <w:rPr>
+          <w:bCs/>
+          <w:iCs/>
+        </w:rPr>
+        <w:t>4. За визначенням знайти термін: між двома вершинами існує шлях в одну або в іншу сторону</w:t>
+      </w:r>
+    </w:p>
+    <w:p>
+      <w:pPr>
+        <w:pStyle w:val="a7"/>
+        <w:tabs>
+          <w:tab w:val="left" w:pos="567"/>
+        </w:tabs>
+        <w:spacing w:line="240" w:lineRule="auto"/>
+        <w:ind w:left="0" w:firstLine="851"/>
+        <w:contextualSpacing/>
+        <w:rPr>
+          <w:iCs/>
+        </w:rPr>
+      </w:pPr>
+      <w:r>
+        <w:rPr>
+          <w:iCs/>
+        </w:rPr>
+        <w:t>а) слабка зв’язність;</w:t>
+      </w:r>
+    </w:p>
+    <w:p>
+      <w:pPr>
+        <w:pStyle w:val="a7"/>
+        <w:tabs>
+          <w:tab w:val="left" w:pos="567"/>
+        </w:tabs>
+        <w:spacing w:line="240" w:lineRule="auto"/>
+        <w:ind w:left="0" w:firstLine="851"/>
+        <w:contextualSpacing/>
+        <w:rPr>
+          <w:b/>
+          <w:bCs/>
+          <w:iCs/>
+        </w:rPr>
+      </w:pPr>
+      <w:r>
+        <w:rPr>
+          <w:b/>
+          <w:bCs/>
+          <w:iCs/>
+        </w:rPr>
+        <w:t>б) однобічна зв’язність;</w:t>
+      </w:r>
+    </w:p>
+    <w:p>
+      <w:pPr>
+        <w:pStyle w:val="a7"/>
+        <w:tabs>
+          <w:tab w:val="left" w:pos="567"/>
+        </w:tabs>
+        <w:spacing w:line="240" w:lineRule="auto"/>
+        <w:ind w:left="0" w:firstLine="851"/>
+        <w:contextualSpacing/>
+        <w:rPr>
+          <w:iCs/>
+          <w:lang w:val="ru-RU"/>
+        </w:rPr>
+      </w:pPr>
+      <w:r>
+        <w:rPr>
+          <w:iCs/>
+        </w:rPr>
+        <w:t>в)</w:t>
+      </w:r>
+      <w:r>
+        <w:t xml:space="preserve"> </w:t>
+      </w:r>
+      <w:r>
+        <w:rPr>
+          <w:iCs/>
+        </w:rPr>
+        <w:t>сильна зв’язність</w:t>
+      </w:r>
+    </w:p>
+    <w:p>
+      <w:pPr>
+        <w:pStyle w:val="a7"/>
+        <w:tabs>
+          <w:tab w:val="left" w:pos="567"/>
+        </w:tabs>
+        <w:spacing w:line="240" w:lineRule="auto"/>
+        <w:ind w:left="0" w:firstLine="851"/>
+        <w:contextualSpacing/>
+        <w:rPr>
+          <w:iCs/>
+          <w:lang w:val="ru-RU"/>
+        </w:rPr>
+      </w:pPr>
+    </w:p>
+    <w:p>
+      <w:pPr>
+        <w:pStyle w:val="a7"/>
+        <w:tabs>
+          <w:tab w:val="clear" w:pos="1276"/>
+          <w:tab w:val="left" w:pos="851"/>
+        </w:tabs>
+        <w:spacing w:line="240" w:lineRule="auto"/>
+        <w:ind w:left="0" w:firstLine="851"/>
+        <w:contextualSpacing/>
+        <w:rPr>
+          <w:bCs/>
+          <w:iCs/>
+        </w:rPr>
+      </w:pPr>
+      <w:r>
+        <w:rPr>
+          <w:bCs/>
+          <w:iCs/>
+        </w:rPr>
+        <w:t>5. За визначенням знайти термін: між будь-якими двома вершинами існує шлях в одну й в іншу сторону:</w:t>
+      </w:r>
+    </w:p>
+    <w:p>
+      <w:pPr>
+        <w:pStyle w:val="a7"/>
+        <w:tabs>
+          <w:tab w:val="left" w:pos="567"/>
+        </w:tabs>
+        <w:spacing w:line="240" w:lineRule="auto"/>
+        <w:ind w:left="0" w:firstLine="851"/>
+        <w:contextualSpacing/>
+        <w:rPr>
+          <w:iCs/>
+        </w:rPr>
+      </w:pPr>
+      <w:r>
+        <w:rPr>
+          <w:iCs/>
+        </w:rPr>
+        <w:t>а) слабка зв’язність;</w:t>
+      </w:r>
+    </w:p>
+    <w:p>
+      <w:pPr>
+        <w:pStyle w:val="a7"/>
+        <w:tabs>
+          <w:tab w:val="left" w:pos="567"/>
+        </w:tabs>
+        <w:spacing w:line="240" w:lineRule="auto"/>
+        <w:ind w:left="0" w:firstLine="851"/>
+        <w:contextualSpacing/>
+        <w:rPr>
+          <w:iCs/>
+        </w:rPr>
+      </w:pPr>
+      <w:r>
+        <w:rPr>
+          <w:iCs/>
+        </w:rPr>
+        <w:t>б) однобічна зв’язність;</w:t>
+      </w:r>
+    </w:p>
+    <w:p>
+      <w:pPr>
+        <w:pStyle w:val="a7"/>
+        <w:tabs>
+          <w:tab w:val="left" w:pos="567"/>
+        </w:tabs>
+        <w:spacing w:line="240" w:lineRule="auto"/>
+        <w:ind w:left="0" w:firstLine="851"/>
+        <w:contextualSpacing/>
+        <w:rPr>
+          <w:b/>
+          <w:bCs/>
+          <w:iCs/>
+          <w:lang w:val="ru-RU"/>
+        </w:rPr>
+      </w:pPr>
+      <w:r>
+        <w:rPr>
+          <w:b/>
+          <w:bCs/>
+          <w:iCs/>
+        </w:rPr>
+        <w:t>в)</w:t>
+      </w:r>
+      <w:r>
+        <w:rPr>
+          <w:b/>
+          <w:bCs/>
+        </w:rPr>
+        <w:t xml:space="preserve"> </w:t>
+      </w:r>
+      <w:r>
+        <w:rPr>
+          <w:b/>
+          <w:bCs/>
+          <w:iCs/>
+        </w:rPr>
+        <w:t>сильна зв’язність</w:t>
+      </w:r>
+    </w:p>
+    <w:p>
+      <w:pPr>
+        <w:pStyle w:val="a7"/>
+        <w:tabs>
+          <w:tab w:val="left" w:pos="567"/>
+        </w:tabs>
+        <w:spacing w:line="240" w:lineRule="auto"/>
+        <w:ind w:left="0" w:firstLine="851"/>
+        <w:contextualSpacing/>
+        <w:rPr>
+          <w:iCs/>
+          <w:lang w:val="ru-RU"/>
+        </w:rPr>
+      </w:pPr>
+    </w:p>
+    <w:p>
+      <w:pPr>
+        <w:pStyle w:val="a7"/>
+        <w:tabs>
+          <w:tab w:val="clear" w:pos="1276"/>
+        </w:tabs>
+        <w:spacing w:line="240" w:lineRule="auto"/>
+        <w:ind w:left="0" w:firstLine="851"/>
+        <w:contextualSpacing/>
+        <w:rPr>
+          <w:iCs/>
+        </w:rPr>
+      </w:pPr>
+      <w:r>
+        <w:rPr>
+          <w:bCs/>
+          <w:iCs/>
+        </w:rPr>
+        <w:t>6. Способи подання графу:</w:t>
+      </w:r>
+    </w:p>
+    <w:p>
+      <w:pPr>
+        <w:pStyle w:val="a7"/>
+        <w:tabs>
+          <w:tab w:val="clear" w:pos="1276"/>
+        </w:tabs>
+        <w:spacing w:line="240" w:lineRule="auto"/>
+        <w:ind w:left="0" w:firstLine="851"/>
+        <w:contextualSpacing/>
+        <w:rPr>
+          <w:b/>
+          <w:bCs/>
+          <w:iCs/>
+        </w:rPr>
+      </w:pPr>
+      <w:r>
+        <w:rPr>
+          <w:b/>
+          <w:bCs/>
+          <w:iCs/>
+        </w:rPr>
+        <w:t>а) графічний;</w:t>
+      </w:r>
+    </w:p>
+    <w:p>
+      <w:pPr>
+        <w:pStyle w:val="a7"/>
+        <w:tabs>
+          <w:tab w:val="clear" w:pos="1276"/>
+        </w:tabs>
+        <w:spacing w:line="240" w:lineRule="auto"/>
+        <w:ind w:left="0" w:firstLine="851"/>
+        <w:contextualSpacing/>
+        <w:rPr>
+          <w:b/>
+          <w:bCs/>
+          <w:iCs/>
+        </w:rPr>
+      </w:pPr>
+      <w:r>
+        <w:rPr>
+          <w:b/>
+          <w:bCs/>
+          <w:iCs/>
+        </w:rPr>
+        <w:t>б) матричний;</w:t>
+      </w:r>
+    </w:p>
+    <w:p>
+      <w:pPr>
+        <w:pStyle w:val="a7"/>
+        <w:tabs>
+          <w:tab w:val="clear" w:pos="1276"/>
+        </w:tabs>
+        <w:spacing w:line="240" w:lineRule="auto"/>
+        <w:ind w:left="0" w:firstLine="851"/>
+        <w:contextualSpacing/>
+        <w:rPr>
+          <w:b/>
+          <w:bCs/>
+          <w:iCs/>
+        </w:rPr>
+      </w:pPr>
+      <w:r>
+        <w:rPr>
+          <w:b/>
+          <w:bCs/>
+          <w:iCs/>
+        </w:rPr>
+        <w:t>в) описовий;</w:t>
+      </w:r>
+    </w:p>
+    <w:p>
+      <w:pPr>
+        <w:pStyle w:val="a7"/>
+        <w:tabs>
+          <w:tab w:val="clear" w:pos="1276"/>
+        </w:tabs>
+        <w:spacing w:line="240" w:lineRule="auto"/>
+        <w:ind w:left="0" w:firstLine="851"/>
+        <w:contextualSpacing/>
+        <w:rPr>
+          <w:iCs/>
+          <w:lang w:val="ru-RU"/>
+        </w:rPr>
+      </w:pPr>
+      <w:r>
+        <w:rPr>
+          <w:iCs/>
+        </w:rPr>
+        <w:t>г) перелічуваний.</w:t>
+      </w:r>
+    </w:p>
+    <w:p>
+      <w:pPr>
+        <w:pStyle w:val="a7"/>
+        <w:tabs>
+          <w:tab w:val="clear" w:pos="1276"/>
+        </w:tabs>
+        <w:spacing w:line="240" w:lineRule="auto"/>
+        <w:ind w:left="0" w:firstLine="851"/>
+        <w:contextualSpacing/>
+        <w:rPr>
+          <w:iCs/>
+          <w:lang w:val="ru-RU"/>
+        </w:rPr>
+      </w:pPr>
+    </w:p>
+    <w:p>
+      <w:pPr>
+        <w:pStyle w:val="a7"/>
+        <w:tabs>
+          <w:tab w:val="clear" w:pos="1276"/>
+        </w:tabs>
+        <w:spacing w:line="240" w:lineRule="auto"/>
+        <w:ind w:left="0" w:firstLine="851"/>
+        <w:contextualSpacing/>
+        <w:rPr>
+          <w:iCs/>
+        </w:rPr>
+      </w:pPr>
+      <w:r>
+        <w:rPr>
+          <w:bCs/>
+          <w:iCs/>
+        </w:rPr>
+        <w:t>7. Знайти правильний вислів:</w:t>
+      </w:r>
+    </w:p>
+    <w:p>
+      <w:pPr>
+        <w:pStyle w:val="a7"/>
+        <w:tabs>
+          <w:tab w:val="clear" w:pos="1276"/>
+        </w:tabs>
+        <w:spacing w:line="240" w:lineRule="auto"/>
+        <w:ind w:left="0" w:firstLine="851"/>
+        <w:contextualSpacing/>
+        <w:rPr>
+          <w:b/>
+          <w:bCs/>
+          <w:iCs/>
+        </w:rPr>
+      </w:pPr>
+      <w:r>
+        <w:rPr>
+          <w:b/>
+          <w:bCs/>
+          <w:iCs/>
+        </w:rPr>
+        <w:t>а) будь-яке дерево є графом;</w:t>
+      </w:r>
+    </w:p>
+    <w:p>
+      <w:pPr>
+        <w:pStyle w:val="a7"/>
+        <w:tabs>
+          <w:tab w:val="clear" w:pos="1276"/>
+        </w:tabs>
+        <w:spacing w:line="240" w:lineRule="auto"/>
+        <w:ind w:left="0" w:firstLine="851"/>
+        <w:contextualSpacing/>
+        <w:rPr>
+          <w:iCs/>
+        </w:rPr>
+      </w:pPr>
+      <w:r>
+        <w:rPr>
+          <w:iCs/>
+        </w:rPr>
+        <w:t>б) будь-який граф є деревом;</w:t>
+      </w:r>
+    </w:p>
+    <w:p>
+      <w:pPr>
+        <w:pStyle w:val="a7"/>
+        <w:tabs>
+          <w:tab w:val="clear" w:pos="1276"/>
+        </w:tabs>
+        <w:spacing w:line="240" w:lineRule="auto"/>
+        <w:ind w:left="0" w:firstLine="851"/>
+        <w:contextualSpacing/>
+        <w:rPr>
+          <w:b/>
+          <w:bCs/>
+          <w:iCs/>
+          <w:lang w:val="ru-RU"/>
+        </w:rPr>
+      </w:pPr>
+      <w:r>
+        <w:rPr>
+          <w:b/>
+          <w:bCs/>
+          <w:iCs/>
+        </w:rPr>
+        <w:lastRenderedPageBreak/>
+        <w:t>в) будь-яке двійкове дерево є графом;</w:t>
+      </w:r>
+    </w:p>
+    <w:p>
+      <w:pPr>
+        <w:pStyle w:val="a7"/>
+        <w:tabs>
+          <w:tab w:val="clear" w:pos="1276"/>
+        </w:tabs>
+        <w:spacing w:line="240" w:lineRule="auto"/>
+        <w:ind w:left="0" w:firstLine="851"/>
+        <w:contextualSpacing/>
+        <w:rPr>
+          <w:iCs/>
+          <w:lang w:val="ru-RU"/>
+        </w:rPr>
+      </w:pPr>
+      <w:r>
+        <w:rPr>
+          <w:iCs/>
+        </w:rPr>
+        <w:t>г) для того, щоб граф був деревом, в ньому не має бути циклів.</w:t>
+      </w:r>
+    </w:p>
+    <w:p>
+      <w:pPr>
+        <w:pStyle w:val="a7"/>
+        <w:tabs>
+          <w:tab w:val="clear" w:pos="1276"/>
+        </w:tabs>
+        <w:spacing w:line="240" w:lineRule="auto"/>
+        <w:ind w:left="0" w:firstLine="851"/>
+        <w:contextualSpacing/>
+        <w:rPr>
+          <w:iCs/>
+          <w:lang w:val="ru-RU"/>
+        </w:rPr>
+      </w:pPr>
+    </w:p>
+    <w:p>
+      <w:pPr>
+        <w:pStyle w:val="a7"/>
+        <w:tabs>
+          <w:tab w:val="clear" w:pos="1276"/>
+        </w:tabs>
+        <w:spacing w:line="240" w:lineRule="auto"/>
+        <w:ind w:left="0" w:firstLine="851"/>
+        <w:contextualSpacing/>
+        <w:rPr>
+          <w:bCs/>
+          <w:iCs/>
+        </w:rPr>
+      </w:pPr>
+      <w:r>
+        <w:rPr>
+          <w:noProof/>
+          <w:lang w:val="ru-RU" w:eastAsia="ru-RU"/>
+        </w:rPr>
+        <w:drawing>
+          <wp:anchor distT="0" distB="0" distL="114300" distR="114300" simplePos="0" relativeHeight="251659264" behindDoc="0" locked="0" layoutInCell="1" allowOverlap="1" wp14:anchorId="64D2F0B0" wp14:editId="0B688D39">
+            <wp:simplePos x="0" y="0"/>
+            <wp:positionH relativeFrom="column">
+              <wp:posOffset>2958465</wp:posOffset>
+            </wp:positionH>
+            <wp:positionV relativeFrom="paragraph">
+              <wp:posOffset>238125</wp:posOffset>
+            </wp:positionV>
+            <wp:extent cx="3028950" cy="1133475"/>
+            <wp:effectExtent l="19050" t="0" r="0" b="0"/>
+            <wp:wrapThrough wrapText="bothSides">
+              <wp:wrapPolygon edited="0">
+                <wp:start x="-136" y="0"/>
+                <wp:lineTo x="-136" y="21418"/>
+                <wp:lineTo x="21600" y="21418"/>
+                <wp:lineTo x="21600" y="0"/>
+                <wp:lineTo x="-136" y="0"/>
+              </wp:wrapPolygon>
+            </wp:wrapThrough>
+            <wp:docPr id="117" name="Рисунок 117"/>
+            <wp:cNvGraphicFramePr>
+              <a:graphicFrameLocks xmlns:a="http://schemas.openxmlformats.org/drawingml/2006/main" noChangeAspect="1"/>
+            </wp:cNvGraphicFramePr>
+            <a:graphic xmlns:a="http://schemas.openxmlformats.org/drawingml/2006/main">
+              <a:graphicData uri="http://schemas.openxmlformats.org/drawingml/2006/picture">
+                <pic:pic xmlns:pic="http://schemas.openxmlformats.org/drawingml/2006/picture">
+                  <pic:nvPicPr>
+                    <pic:cNvPr id="1" name=""/>
+                    <pic:cNvPicPr/>
+                  </pic:nvPicPr>
+                  <pic:blipFill>
+                    <a:blip r:embed="rId5" cstate="print">
+                      <a:extLst>
+                        <a:ext uri="{28A0092B-C50C-407E-A947-70E740481C1C}">
+                          <a14:useLocalDpi xmlns:a14="http://schemas.microsoft.com/office/drawing/2010/main" val="0"/>
+                        </a:ext>
+                      </a:extLst>
+                    </a:blip>
+                    <a:stretch>
+                      <a:fillRect/>
+                    </a:stretch>
+                  </pic:blipFill>
+                  <pic:spPr>
+                    <a:xfrm>
+                      <a:off x="0" y="0"/>
+                      <a:ext cx="3028950" cy="1133475"/>
+                    </a:xfrm>
+                    <a:prstGeom prst="rect">
+                      <a:avLst/>
+                    </a:prstGeom>
+                  </pic:spPr>
+                </pic:pic>
+              </a:graphicData>
+            </a:graphic>
+          </wp:anchor>
+        </w:drawing>
+      </w:r>
+      <w:r>
+        <w:rPr>
+          <w:bCs/>
+          <w:iCs/>
+        </w:rPr>
+        <w:t>8. Визначити суміжні вершини до вершини В у графі, заданому матрицею суміжності:</w:t>
+      </w:r>
+    </w:p>
+    <w:p>
+      <w:pPr>
+        <w:pStyle w:val="a7"/>
+        <w:spacing w:line="240" w:lineRule="auto"/>
+        <w:ind w:left="0" w:firstLine="851"/>
+        <w:contextualSpacing/>
+        <w:rPr>
+          <w:iCs/>
+        </w:rPr>
+      </w:pPr>
+      <w:r>
+        <w:rPr>
+          <w:iCs/>
+        </w:rPr>
+        <w:t>а) ACD;</w:t>
+      </w:r>
+    </w:p>
+    <w:p>
+      <w:pPr>
+        <w:pStyle w:val="a7"/>
+        <w:spacing w:line="240" w:lineRule="auto"/>
+        <w:ind w:left="0" w:firstLine="851"/>
+        <w:contextualSpacing/>
+        <w:rPr>
+          <w:b/>
+          <w:bCs/>
+          <w:iCs/>
+        </w:rPr>
+      </w:pPr>
+      <w:r>
+        <w:rPr>
+          <w:b/>
+          <w:bCs/>
+          <w:iCs/>
+        </w:rPr>
+        <w:t>б) CD;</w:t>
+      </w:r>
+    </w:p>
+    <w:p>
+      <w:pPr>
+        <w:pStyle w:val="a7"/>
+        <w:spacing w:line="240" w:lineRule="auto"/>
+        <w:ind w:left="0" w:firstLine="851"/>
+        <w:contextualSpacing/>
+        <w:rPr>
+          <w:iCs/>
+          <w:lang w:val="ru-RU"/>
+        </w:rPr>
+      </w:pPr>
+      <w:r>
+        <w:rPr>
+          <w:iCs/>
+        </w:rPr>
+        <w:t>в) AC;</w:t>
+      </w:r>
+    </w:p>
+    <w:p>
+      <w:pPr>
+        <w:pStyle w:val="a7"/>
+        <w:tabs>
+          <w:tab w:val="clear" w:pos="1276"/>
+        </w:tabs>
+        <w:spacing w:line="240" w:lineRule="auto"/>
+        <w:ind w:left="0" w:firstLine="851"/>
+        <w:contextualSpacing/>
+        <w:rPr>
+          <w:iCs/>
+        </w:rPr>
+      </w:pPr>
+      <w:r>
+        <w:rPr>
+          <w:iCs/>
+        </w:rPr>
+        <w:t>г) немає правильної відповіді.</w:t>
+      </w:r>
+      <w:r>
+        <w:rPr>
+          <w:noProof/>
+        </w:rPr>
+        <w:t xml:space="preserve"> </w:t>
+      </w:r>
+    </w:p>
+    <w:p>
+      <w:pPr>
+        <w:pStyle w:val="a7"/>
+        <w:tabs>
+          <w:tab w:val="clear" w:pos="1276"/>
+        </w:tabs>
+        <w:spacing w:line="240" w:lineRule="auto"/>
+        <w:ind w:left="0" w:firstLine="851"/>
+        <w:contextualSpacing/>
+        <w:rPr>
+          <w:bCs/>
+          <w:iCs/>
+          <w:lang w:val="ru-RU"/>
+        </w:rPr>
+      </w:pPr>
+    </w:p>
+    <w:p>
+      <w:pPr>
+        <w:pStyle w:val="a7"/>
+        <w:tabs>
+          <w:tab w:val="clear" w:pos="1276"/>
+        </w:tabs>
+        <w:spacing w:line="240" w:lineRule="auto"/>
+        <w:ind w:left="0" w:firstLine="851"/>
+        <w:contextualSpacing/>
+        <w:rPr>
+          <w:iCs/>
+        </w:rPr>
+      </w:pPr>
+      <w:r>
+        <w:rPr>
+          <w:noProof/>
+          <w:lang w:val="ru-RU" w:eastAsia="ru-RU"/>
+        </w:rPr>
+        <w:drawing>
+          <wp:anchor distT="0" distB="0" distL="114300" distR="114300" simplePos="0" relativeHeight="251660288" behindDoc="0" locked="0" layoutInCell="1" allowOverlap="1" wp14:anchorId="44FE6BCB" wp14:editId="6F7A2B67">
+            <wp:simplePos x="0" y="0"/>
+            <wp:positionH relativeFrom="column">
+              <wp:posOffset>2958465</wp:posOffset>
+            </wp:positionH>
+            <wp:positionV relativeFrom="paragraph">
+              <wp:posOffset>245110</wp:posOffset>
+            </wp:positionV>
+            <wp:extent cx="3028950" cy="1133475"/>
+            <wp:effectExtent l="19050" t="0" r="0" b="0"/>
+            <wp:wrapThrough wrapText="bothSides">
+              <wp:wrapPolygon edited="0">
+                <wp:start x="-136" y="0"/>
+                <wp:lineTo x="-136" y="21418"/>
+                <wp:lineTo x="21600" y="21418"/>
+                <wp:lineTo x="21600" y="0"/>
+                <wp:lineTo x="-136" y="0"/>
+              </wp:wrapPolygon>
+            </wp:wrapThrough>
+            <wp:docPr id="118" name="Рисунок 118"/>
+            <wp:cNvGraphicFramePr>
+              <a:graphicFrameLocks xmlns:a="http://schemas.openxmlformats.org/drawingml/2006/main" noChangeAspect="1"/>
+            </wp:cNvGraphicFramePr>
+            <a:graphic xmlns:a="http://schemas.openxmlformats.org/drawingml/2006/main">
+              <a:graphicData uri="http://schemas.openxmlformats.org/drawingml/2006/picture">
+                <pic:pic xmlns:pic="http://schemas.openxmlformats.org/drawingml/2006/picture">
+                  <pic:nvPicPr>
+                    <pic:cNvPr id="1" name=""/>
+                    <pic:cNvPicPr/>
+                  </pic:nvPicPr>
+                  <pic:blipFill>
+                    <a:blip r:embed="rId5" cstate="print">
+                      <a:extLst>
+                        <a:ext uri="{28A0092B-C50C-407E-A947-70E740481C1C}">
+                          <a14:useLocalDpi xmlns:a14="http://schemas.microsoft.com/office/drawing/2010/main" val="0"/>
+                        </a:ext>
+                      </a:extLst>
+                    </a:blip>
+                    <a:stretch>
+                      <a:fillRect/>
+                    </a:stretch>
+                  </pic:blipFill>
+                  <pic:spPr>
+                    <a:xfrm>
+                      <a:off x="0" y="0"/>
+                      <a:ext cx="3028950" cy="1133475"/>
+                    </a:xfrm>
+                    <a:prstGeom prst="rect">
+                      <a:avLst/>
+                    </a:prstGeom>
+                  </pic:spPr>
+                </pic:pic>
+              </a:graphicData>
+            </a:graphic>
+          </wp:anchor>
+        </w:drawing>
+      </w:r>
+      <w:r>
+        <w:rPr>
+          <w:bCs/>
+          <w:iCs/>
+        </w:rPr>
+        <w:t>9. Визначити суміжні вершини до вершини А у графі, заданому матрицею суміжності:</w:t>
+      </w:r>
+    </w:p>
+    <w:p>
+      <w:pPr>
+        <w:pStyle w:val="a7"/>
+        <w:tabs>
+          <w:tab w:val="clear" w:pos="1276"/>
+        </w:tabs>
+        <w:spacing w:line="240" w:lineRule="auto"/>
+        <w:ind w:left="0" w:firstLine="851"/>
+        <w:contextualSpacing/>
+        <w:rPr>
+          <w:iCs/>
+        </w:rPr>
+      </w:pPr>
+      <w:r>
+        <w:rPr>
+          <w:iCs/>
+        </w:rPr>
+        <w:t>а) BCD;</w:t>
+      </w:r>
+    </w:p>
+    <w:p>
+      <w:pPr>
+        <w:pStyle w:val="a7"/>
+        <w:tabs>
+          <w:tab w:val="clear" w:pos="1276"/>
+        </w:tabs>
+        <w:spacing w:line="240" w:lineRule="auto"/>
+        <w:ind w:left="0" w:firstLine="851"/>
+        <w:contextualSpacing/>
+        <w:rPr>
+          <w:iCs/>
+        </w:rPr>
+      </w:pPr>
+      <w:r>
+        <w:rPr>
+          <w:iCs/>
+        </w:rPr>
+        <w:t>б) CD;</w:t>
+      </w:r>
+      <w:r>
+        <w:rPr>
+          <w:noProof/>
+        </w:rPr>
+        <w:t xml:space="preserve"> </w:t>
+      </w:r>
+    </w:p>
+    <w:p>
+      <w:pPr>
+        <w:pStyle w:val="a7"/>
+        <w:tabs>
+          <w:tab w:val="clear" w:pos="1276"/>
+        </w:tabs>
+        <w:spacing w:line="240" w:lineRule="auto"/>
+        <w:ind w:left="0" w:firstLine="851"/>
+        <w:contextualSpacing/>
+        <w:rPr>
+          <w:b/>
+          <w:bCs/>
+          <w:iCs/>
+        </w:rPr>
+      </w:pPr>
+      <w:r>
+        <w:rPr>
+          <w:b/>
+          <w:bCs/>
+          <w:iCs/>
+        </w:rPr>
+        <w:t>в) B;</w:t>
+      </w:r>
+    </w:p>
+    <w:p>
+      <w:pPr>
+        <w:pStyle w:val="a7"/>
+        <w:tabs>
+          <w:tab w:val="clear" w:pos="1276"/>
+        </w:tabs>
+        <w:spacing w:line="240" w:lineRule="auto"/>
+        <w:ind w:left="0" w:firstLine="851"/>
+        <w:contextualSpacing/>
+        <w:rPr>
+          <w:iCs/>
+        </w:rPr>
+      </w:pPr>
+      <w:r>
+        <w:rPr>
+          <w:iCs/>
+        </w:rPr>
+        <w:t>г) немає правильної відповіді.</w:t>
+      </w:r>
+    </w:p>
+    <w:p>
+      <w:pPr>
+        <w:pStyle w:val="a7"/>
+        <w:tabs>
+          <w:tab w:val="clear" w:pos="1276"/>
+        </w:tabs>
+        <w:spacing w:line="240" w:lineRule="auto"/>
+        <w:ind w:left="0" w:firstLine="851"/>
+        <w:contextualSpacing/>
+        <w:rPr>
+          <w:bCs/>
+          <w:iCs/>
+          <w:lang w:val="ru-RU"/>
+        </w:rPr>
+      </w:pPr>
+    </w:p>
+    <w:p>
+      <w:pPr>
+        <w:pStyle w:val="a7"/>
+        <w:tabs>
+          <w:tab w:val="clear" w:pos="1276"/>
+        </w:tabs>
+        <w:spacing w:line="240" w:lineRule="auto"/>
+        <w:ind w:left="0" w:firstLine="851"/>
+        <w:contextualSpacing/>
+        <w:rPr>
+          <w:bCs/>
+          <w:iCs/>
+        </w:rPr>
+      </w:pPr>
+      <w:r>
+        <w:rPr>
+          <w:noProof/>
+          <w:lang w:val="ru-RU" w:eastAsia="ru-RU"/>
+        </w:rPr>
+        <w:drawing>
+          <wp:anchor distT="0" distB="0" distL="114300" distR="114300" simplePos="0" relativeHeight="251661312" behindDoc="0" locked="0" layoutInCell="1" allowOverlap="1" wp14:anchorId="3CDFF465" wp14:editId="76AFA8C5">
+            <wp:simplePos x="0" y="0"/>
+            <wp:positionH relativeFrom="column">
+              <wp:posOffset>2958465</wp:posOffset>
+            </wp:positionH>
+            <wp:positionV relativeFrom="paragraph">
+              <wp:posOffset>219075</wp:posOffset>
+            </wp:positionV>
+            <wp:extent cx="3019425" cy="1133475"/>
+            <wp:effectExtent l="19050" t="0" r="9525" b="0"/>
+            <wp:wrapThrough wrapText="bothSides">
+              <wp:wrapPolygon edited="0">
+                <wp:start x="-136" y="0"/>
+                <wp:lineTo x="-136" y="21418"/>
+                <wp:lineTo x="21668" y="21418"/>
+                <wp:lineTo x="21668" y="0"/>
+                <wp:lineTo x="-136" y="0"/>
+              </wp:wrapPolygon>
+            </wp:wrapThrough>
+            <wp:docPr id="119" name="Рисунок 119"/>
+            <wp:cNvGraphicFramePr>
+              <a:graphicFrameLocks xmlns:a="http://schemas.openxmlformats.org/drawingml/2006/main" noChangeAspect="1"/>
+            </wp:cNvGraphicFramePr>
+            <a:graphic xmlns:a="http://schemas.openxmlformats.org/drawingml/2006/main">
+              <a:graphicData uri="http://schemas.openxmlformats.org/drawingml/2006/picture">
+                <pic:pic xmlns:pic="http://schemas.openxmlformats.org/drawingml/2006/picture">
+                  <pic:nvPicPr>
+                    <pic:cNvPr id="1" name=""/>
+                    <pic:cNvPicPr/>
+                  </pic:nvPicPr>
+                  <pic:blipFill>
+                    <a:blip r:embed="rId6" cstate="print">
+                      <a:extLst>
+                        <a:ext uri="{28A0092B-C50C-407E-A947-70E740481C1C}">
+                          <a14:useLocalDpi xmlns:a14="http://schemas.microsoft.com/office/drawing/2010/main" val="0"/>
+                        </a:ext>
+                      </a:extLst>
+                    </a:blip>
+                    <a:stretch>
+                      <a:fillRect/>
+                    </a:stretch>
+                  </pic:blipFill>
+                  <pic:spPr>
+                    <a:xfrm>
+                      <a:off x="0" y="0"/>
+                      <a:ext cx="3019425" cy="1133475"/>
+                    </a:xfrm>
+                    <a:prstGeom prst="rect">
+                      <a:avLst/>
+                    </a:prstGeom>
+                  </pic:spPr>
+                </pic:pic>
+              </a:graphicData>
+            </a:graphic>
+          </wp:anchor>
+        </w:drawing>
+      </w:r>
+      <w:r>
+        <w:rPr>
+          <w:bCs/>
+          <w:iCs/>
+        </w:rPr>
+        <w:t>10. Визначити суміжні вершини до вершини В у графі, заданому матрицею суміжності:</w:t>
+      </w:r>
+    </w:p>
+    <w:p>
+      <w:pPr>
+        <w:pStyle w:val="a7"/>
+        <w:spacing w:line="240" w:lineRule="auto"/>
+        <w:ind w:left="0" w:firstLine="851"/>
+        <w:contextualSpacing/>
+        <w:rPr>
+          <w:b/>
+          <w:bCs/>
+          <w:iCs/>
+        </w:rPr>
+      </w:pPr>
+      <w:r>
+        <w:rPr>
+          <w:b/>
+          <w:bCs/>
+          <w:iCs/>
+        </w:rPr>
+        <w:t>а) ACD;</w:t>
+      </w:r>
+    </w:p>
+    <w:p>
+      <w:pPr>
+        <w:pStyle w:val="a7"/>
+        <w:spacing w:line="240" w:lineRule="auto"/>
+        <w:ind w:left="0" w:firstLine="851"/>
+        <w:contextualSpacing/>
+        <w:rPr>
+          <w:iCs/>
+        </w:rPr>
+      </w:pPr>
+      <w:r>
+        <w:rPr>
+          <w:iCs/>
+        </w:rPr>
+        <w:t>б) CD;</w:t>
+      </w:r>
+    </w:p>
+    <w:p>
+      <w:pPr>
+        <w:pStyle w:val="a7"/>
+        <w:spacing w:line="240" w:lineRule="auto"/>
+        <w:ind w:left="0" w:firstLine="851"/>
+        <w:contextualSpacing/>
+        <w:rPr>
+          <w:iCs/>
+        </w:rPr>
+      </w:pPr>
+      <w:r>
+        <w:rPr>
+          <w:iCs/>
+        </w:rPr>
+        <w:t>в) AC;</w:t>
+      </w:r>
+    </w:p>
+    <w:p>
+      <w:pPr>
+        <w:pStyle w:val="a7"/>
+        <w:tabs>
+          <w:tab w:val="clear" w:pos="1276"/>
+        </w:tabs>
+        <w:spacing w:line="240" w:lineRule="auto"/>
+        <w:ind w:left="0" w:firstLine="851"/>
+        <w:contextualSpacing/>
+        <w:rPr>
+          <w:iCs/>
+        </w:rPr>
+      </w:pPr>
+      <w:r>
+        <w:rPr>
+          <w:iCs/>
+        </w:rPr>
+        <w:t>г) немає правильної відповіді</w:t>
+      </w:r>
+      <w:r>
+        <w:rPr>
+          <w:noProof/>
+        </w:rPr>
+        <w:t xml:space="preserve"> </w:t>
+      </w:r>
+    </w:p>
+    <w:p>
+      <w:pPr>
+        <w:pStyle w:val="a7"/>
+        <w:tabs>
+          <w:tab w:val="clear" w:pos="1276"/>
+        </w:tabs>
+        <w:spacing w:line="240" w:lineRule="auto"/>
+        <w:ind w:left="0" w:firstLine="851"/>
+        <w:contextualSpacing/>
+        <w:rPr>
+          <w:bCs/>
+          <w:iCs/>
+          <w:lang w:val="ru-RU"/>
+        </w:rPr>
+      </w:pPr>
+    </w:p>
+    <w:p>
+      <w:pPr>
+        <w:pStyle w:val="a7"/>
+        <w:tabs>
+          <w:tab w:val="clear" w:pos="1276"/>
+        </w:tabs>
+        <w:spacing w:line="240" w:lineRule="auto"/>
+        <w:ind w:left="0" w:firstLine="851"/>
+        <w:contextualSpacing/>
+        <w:rPr>
+          <w:bCs/>
+          <w:iCs/>
+        </w:rPr>
+      </w:pPr>
+      <w:r>
+        <w:rPr>
+          <w:noProof/>
+          <w:lang w:val="ru-RU" w:eastAsia="ru-RU"/>
+        </w:rPr>
+        <w:drawing>
+          <wp:anchor distT="0" distB="0" distL="114300" distR="114300" simplePos="0" relativeHeight="251662336" behindDoc="0" locked="0" layoutInCell="1" allowOverlap="1" wp14:anchorId="4BEA84DA" wp14:editId="7EF77FA0">
+            <wp:simplePos x="0" y="0"/>
+            <wp:positionH relativeFrom="column">
+              <wp:posOffset>2967990</wp:posOffset>
+            </wp:positionH>
+            <wp:positionV relativeFrom="paragraph">
+              <wp:posOffset>240665</wp:posOffset>
+            </wp:positionV>
+            <wp:extent cx="3019425" cy="1133475"/>
+            <wp:effectExtent l="19050" t="0" r="9525" b="0"/>
+            <wp:wrapThrough wrapText="bothSides">
+              <wp:wrapPolygon edited="0">
+                <wp:start x="-136" y="0"/>
+                <wp:lineTo x="-136" y="21418"/>
+                <wp:lineTo x="21668" y="21418"/>
+                <wp:lineTo x="21668" y="0"/>
+                <wp:lineTo x="-136" y="0"/>
+              </wp:wrapPolygon>
+            </wp:wrapThrough>
+            <wp:docPr id="120" name="Рисунок 120"/>
+            <wp:cNvGraphicFramePr>
+              <a:graphicFrameLocks xmlns:a="http://schemas.openxmlformats.org/drawingml/2006/main" noChangeAspect="1"/>
+            </wp:cNvGraphicFramePr>
+            <a:graphic xmlns:a="http://schemas.openxmlformats.org/drawingml/2006/main">
+              <a:graphicData uri="http://schemas.openxmlformats.org/drawingml/2006/picture">
+                <pic:pic xmlns:pic="http://schemas.openxmlformats.org/drawingml/2006/picture">
+                  <pic:nvPicPr>
+                    <pic:cNvPr id="1" name=""/>
+                    <pic:cNvPicPr/>
+                  </pic:nvPicPr>
+                  <pic:blipFill>
+                    <a:blip r:embed="rId6" cstate="print">
+                      <a:extLst>
+                        <a:ext uri="{28A0092B-C50C-407E-A947-70E740481C1C}">
+                          <a14:useLocalDpi xmlns:a14="http://schemas.microsoft.com/office/drawing/2010/main" val="0"/>
+                        </a:ext>
+                      </a:extLst>
+                    </a:blip>
+                    <a:stretch>
+                      <a:fillRect/>
+                    </a:stretch>
+                  </pic:blipFill>
+                  <pic:spPr>
+                    <a:xfrm>
+                      <a:off x="0" y="0"/>
+                      <a:ext cx="3019425" cy="1133475"/>
+                    </a:xfrm>
+                    <a:prstGeom prst="rect">
+                      <a:avLst/>
+                    </a:prstGeom>
+                  </pic:spPr>
+                </pic:pic>
+              </a:graphicData>
+            </a:graphic>
+          </wp:anchor>
+        </w:drawing>
+      </w:r>
+      <w:r>
+        <w:rPr>
+          <w:bCs/>
+          <w:iCs/>
+        </w:rPr>
+        <w:t>11. Визначити суміжні вершини до вершини C у графі, заданому матрицею суміжності:</w:t>
+      </w:r>
+    </w:p>
+    <w:p>
+      <w:pPr>
+        <w:pStyle w:val="a7"/>
+        <w:spacing w:line="240" w:lineRule="auto"/>
+        <w:ind w:left="0" w:firstLine="851"/>
+        <w:contextualSpacing/>
+        <w:rPr>
+          <w:iCs/>
+        </w:rPr>
+      </w:pPr>
+      <w:r>
+        <w:rPr>
+          <w:iCs/>
+        </w:rPr>
+        <w:t>а) ACD;</w:t>
+      </w:r>
+    </w:p>
+    <w:p>
+      <w:pPr>
+        <w:pStyle w:val="a7"/>
+        <w:spacing w:line="240" w:lineRule="auto"/>
+        <w:ind w:left="0" w:firstLine="851"/>
+        <w:contextualSpacing/>
+        <w:rPr>
+          <w:iCs/>
+        </w:rPr>
+      </w:pPr>
+      <w:r>
+        <w:rPr>
+          <w:iCs/>
+        </w:rPr>
+        <w:t>б) CD;</w:t>
+      </w:r>
+    </w:p>
+    <w:p>
+      <w:pPr>
+        <w:pStyle w:val="a7"/>
+        <w:spacing w:line="240" w:lineRule="auto"/>
+        <w:ind w:left="0" w:firstLine="851"/>
+        <w:contextualSpacing/>
+        <w:rPr>
+          <w:iCs/>
+        </w:rPr>
+      </w:pPr>
+      <w:r>
+        <w:rPr>
+          <w:iCs/>
+        </w:rPr>
+        <w:t>в) BE;</w:t>
+      </w:r>
+    </w:p>
+    <w:p>
+      <w:pPr>
+        <w:pStyle w:val="a7"/>
+        <w:tabs>
+          <w:tab w:val="clear" w:pos="1276"/>
+        </w:tabs>
+        <w:spacing w:line="240" w:lineRule="auto"/>
+        <w:ind w:left="0" w:firstLine="851"/>
+        <w:contextualSpacing/>
+        <w:rPr>
+          <w:b/>
+          <w:bCs/>
+          <w:noProof/>
+        </w:rPr>
+      </w:pPr>
+      <w:r>
+        <w:rPr>
+          <w:b/>
+          <w:bCs/>
+          <w:iCs/>
+        </w:rPr>
+        <w:t>г) немає правильної відповіді</w:t>
+      </w:r>
+    </w:p>
+    <w:p>
+      <w:pPr>
+        <w:pStyle w:val="a7"/>
+        <w:tabs>
+          <w:tab w:val="clear" w:pos="1276"/>
+        </w:tabs>
+        <w:spacing w:line="240" w:lineRule="auto"/>
+        <w:ind w:left="0" w:firstLine="851"/>
+        <w:contextualSpacing/>
+        <w:rPr>
+          <w:bCs/>
+          <w:iCs/>
+          <w:lang w:val="ru-RU"/>
+        </w:rPr>
+      </w:pPr>
+    </w:p>
+    <w:p>
+      <w:pPr>
+        <w:pStyle w:val="a7"/>
+        <w:tabs>
+          <w:tab w:val="clear" w:pos="1276"/>
+        </w:tabs>
+        <w:spacing w:line="240" w:lineRule="auto"/>
+        <w:ind w:left="0" w:firstLine="851"/>
+        <w:contextualSpacing/>
+        <w:rPr>
+          <w:bCs/>
+          <w:iCs/>
+        </w:rPr>
+      </w:pPr>
+      <w:r>
+        <w:rPr>
+          <w:noProof/>
+          <w:lang w:val="ru-RU" w:eastAsia="ru-RU"/>
+        </w:rPr>
+        <w:drawing>
+          <wp:anchor distT="0" distB="0" distL="114300" distR="114300" simplePos="0" relativeHeight="251663360" behindDoc="0" locked="0" layoutInCell="1" allowOverlap="1" wp14:anchorId="77E8148F" wp14:editId="1D69A079">
+            <wp:simplePos x="0" y="0"/>
+            <wp:positionH relativeFrom="column">
+              <wp:posOffset>2927985</wp:posOffset>
+            </wp:positionH>
+            <wp:positionV relativeFrom="paragraph">
+              <wp:posOffset>254635</wp:posOffset>
+            </wp:positionV>
+            <wp:extent cx="3048635" cy="1198245"/>
+            <wp:effectExtent l="38100" t="38100" r="18415" b="20955"/>
+            <wp:wrapThrough wrapText="bothSides">
+              <wp:wrapPolygon edited="0">
+                <wp:start x="-347" y="-194"/>
+                <wp:lineTo x="-61" y="21775"/>
+                <wp:lineTo x="3852" y="21601"/>
+                <wp:lineTo x="3855" y="21944"/>
+                <wp:lineTo x="15463" y="21772"/>
+                <wp:lineTo x="19376" y="21599"/>
+                <wp:lineTo x="21805" y="21491"/>
+                <wp:lineTo x="21655" y="-484"/>
+                <wp:lineTo x="1137" y="-259"/>
+                <wp:lineTo x="-347" y="-194"/>
+              </wp:wrapPolygon>
+            </wp:wrapThrough>
+            <wp:docPr id="121" name="Рисунок 121"/>
+            <wp:cNvGraphicFramePr>
+              <a:graphicFrameLocks xmlns:a="http://schemas.openxmlformats.org/drawingml/2006/main" noChangeAspect="1"/>
+            </wp:cNvGraphicFramePr>
+            <a:graphic xmlns:a="http://schemas.openxmlformats.org/drawingml/2006/main">
+              <a:graphicData uri="http://schemas.openxmlformats.org/drawingml/2006/picture">
+                <pic:pic xmlns:pic="http://schemas.openxmlformats.org/drawingml/2006/picture">
+                  <pic:nvPicPr>
+                    <pic:cNvPr id="1" name=""/>
+                    <pic:cNvPicPr/>
+                  </pic:nvPicPr>
+                  <pic:blipFill>
+                    <a:blip r:embed="rId7" cstate="print">
+                      <a:extLst>
+                        <a:ext uri="{28A0092B-C50C-407E-A947-70E740481C1C}">
+                          <a14:useLocalDpi xmlns:a14="http://schemas.microsoft.com/office/drawing/2010/main" val="0"/>
+                        </a:ext>
+                      </a:extLst>
+                    </a:blip>
+                    <a:stretch>
+                      <a:fillRect/>
+                    </a:stretch>
+                  </pic:blipFill>
+                  <pic:spPr>
+                    <a:xfrm rot="60000">
+                      <a:off x="0" y="0"/>
+                      <a:ext cx="3048635" cy="1198245"/>
+                    </a:xfrm>
+                    <a:prstGeom prst="rect">
+                      <a:avLst/>
+                    </a:prstGeom>
+                  </pic:spPr>
+                </pic:pic>
+              </a:graphicData>
+            </a:graphic>
+          </wp:anchor>
+        </w:drawing>
+      </w:r>
+      <w:r>
+        <w:rPr>
+          <w:bCs/>
+          <w:iCs/>
+        </w:rPr>
+        <w:t>12. Визначити суміжні вершини до вершини D у графі, заданому матрицею суміжності:</w:t>
+      </w:r>
+    </w:p>
+    <w:p>
+      <w:pPr>
+        <w:pStyle w:val="a7"/>
+        <w:spacing w:line="240" w:lineRule="auto"/>
+        <w:ind w:left="0" w:firstLine="851"/>
+        <w:contextualSpacing/>
+        <w:rPr>
+          <w:iCs/>
+        </w:rPr>
+      </w:pPr>
+      <w:r>
+        <w:rPr>
+          <w:iCs/>
+        </w:rPr>
+        <w:t>а) ACD;</w:t>
+      </w:r>
+    </w:p>
+    <w:p>
+      <w:pPr>
+        <w:pStyle w:val="a7"/>
+        <w:spacing w:line="240" w:lineRule="auto"/>
+        <w:ind w:left="0" w:firstLine="851"/>
+        <w:contextualSpacing/>
+        <w:rPr>
+          <w:iCs/>
+        </w:rPr>
+      </w:pPr>
+      <w:r>
+        <w:rPr>
+          <w:iCs/>
+        </w:rPr>
+        <w:t>б) CD;</w:t>
+      </w:r>
+    </w:p>
+    <w:p>
+      <w:pPr>
+        <w:pStyle w:val="a7"/>
+        <w:spacing w:line="240" w:lineRule="auto"/>
+        <w:ind w:left="0" w:firstLine="851"/>
+        <w:contextualSpacing/>
+        <w:rPr>
+          <w:iCs/>
+        </w:rPr>
+      </w:pPr>
+      <w:r>
+        <w:rPr>
+          <w:iCs/>
+        </w:rPr>
+        <w:t>в) BE;</w:t>
+      </w:r>
+    </w:p>
+    <w:p>
+      <w:pPr>
+        <w:pStyle w:val="a7"/>
+        <w:tabs>
+          <w:tab w:val="clear" w:pos="1276"/>
+        </w:tabs>
+        <w:spacing w:line="240" w:lineRule="auto"/>
+        <w:ind w:left="0" w:firstLine="851"/>
+        <w:contextualSpacing/>
+        <w:rPr>
+          <w:b/>
+          <w:bCs/>
+          <w:noProof/>
+        </w:rPr>
+      </w:pPr>
+      <w:r>
+        <w:rPr>
+          <w:b/>
+          <w:bCs/>
+          <w:iCs/>
+        </w:rPr>
+        <w:t>г) немає правильної відповіді</w:t>
+      </w:r>
+      <w:r>
+        <w:rPr>
+          <w:b/>
+          <w:bCs/>
+          <w:noProof/>
+        </w:rPr>
+        <w:t xml:space="preserve"> </w:t>
+      </w:r>
+    </w:p>
+    <w:p>
+      <w:pPr>
+        <w:pStyle w:val="a7"/>
+        <w:tabs>
+          <w:tab w:val="clear" w:pos="1276"/>
+        </w:tabs>
+        <w:spacing w:line="240" w:lineRule="auto"/>
+        <w:ind w:left="0" w:firstLine="851"/>
+        <w:contextualSpacing/>
+        <w:rPr>
+          <w:bCs/>
+          <w:iCs/>
+          <w:lang w:val="ru-RU"/>
+        </w:rPr>
+      </w:pPr>
+    </w:p>
+    <w:p>
+      <w:pPr>
+        <w:pStyle w:val="a7"/>
+        <w:tabs>
+          <w:tab w:val="clear" w:pos="1276"/>
+        </w:tabs>
+        <w:spacing w:line="240" w:lineRule="auto"/>
+        <w:ind w:left="0" w:firstLine="851"/>
+        <w:contextualSpacing/>
+        <w:rPr>
+          <w:iCs/>
+        </w:rPr>
+      </w:pPr>
+      <w:r>
+        <w:rPr>
+          <w:bCs/>
+          <w:iCs/>
+        </w:rPr>
+        <w:t>13. Визначити суміжні вершини до вершини E у графі, заданому матрицею суміжності:</w:t>
+      </w:r>
+    </w:p>
+    <w:p>
+      <w:pPr>
+        <w:pStyle w:val="a7"/>
+        <w:spacing w:line="240" w:lineRule="auto"/>
+        <w:ind w:left="0" w:firstLine="851"/>
+        <w:contextualSpacing/>
+        <w:rPr>
+          <w:iCs/>
+        </w:rPr>
+      </w:pPr>
+      <w:r>
+        <w:rPr>
+          <w:iCs/>
+          <w:noProof/>
+          <w:lang w:val="ru-RU" w:eastAsia="ru-RU"/>
+        </w:rPr>
+        <w:lastRenderedPageBreak/>
+        <w:drawing>
+          <wp:anchor distT="0" distB="0" distL="114300" distR="114300" simplePos="0" relativeHeight="251664384" behindDoc="0" locked="0" layoutInCell="1" allowOverlap="1" wp14:anchorId="783DF26F" wp14:editId="7B8A7A2A">
+            <wp:simplePos x="0" y="0"/>
+            <wp:positionH relativeFrom="column">
+              <wp:posOffset>3082925</wp:posOffset>
+            </wp:positionH>
+            <wp:positionV relativeFrom="paragraph">
+              <wp:posOffset>54610</wp:posOffset>
+            </wp:positionV>
+            <wp:extent cx="3058795" cy="1202055"/>
+            <wp:effectExtent l="38100" t="38100" r="8255" b="17145"/>
+            <wp:wrapThrough wrapText="bothSides">
+              <wp:wrapPolygon edited="0">
+                <wp:start x="-346" y="-191"/>
+                <wp:lineTo x="-61" y="21707"/>
+                <wp:lineTo x="2360" y="21600"/>
+                <wp:lineTo x="2362" y="21942"/>
+                <wp:lineTo x="13932" y="21771"/>
+                <wp:lineTo x="17832" y="21597"/>
+                <wp:lineTo x="21733" y="21424"/>
+                <wp:lineTo x="21580" y="-823"/>
+                <wp:lineTo x="1133" y="-257"/>
+                <wp:lineTo x="-346" y="-191"/>
+              </wp:wrapPolygon>
+            </wp:wrapThrough>
+            <wp:docPr id="122" name="Рисунок 122"/>
+            <wp:cNvGraphicFramePr>
+              <a:graphicFrameLocks xmlns:a="http://schemas.openxmlformats.org/drawingml/2006/main" noChangeAspect="1"/>
+            </wp:cNvGraphicFramePr>
+            <a:graphic xmlns:a="http://schemas.openxmlformats.org/drawingml/2006/main">
+              <a:graphicData uri="http://schemas.openxmlformats.org/drawingml/2006/picture">
+                <pic:pic xmlns:pic="http://schemas.openxmlformats.org/drawingml/2006/picture">
+                  <pic:nvPicPr>
+                    <pic:cNvPr id="1" name=""/>
+                    <pic:cNvPicPr/>
+                  </pic:nvPicPr>
+                  <pic:blipFill>
+                    <a:blip r:embed="rId7" cstate="print">
+                      <a:extLst>
+                        <a:ext uri="{28A0092B-C50C-407E-A947-70E740481C1C}">
+                          <a14:useLocalDpi xmlns:a14="http://schemas.microsoft.com/office/drawing/2010/main" val="0"/>
+                        </a:ext>
+                      </a:extLst>
+                    </a:blip>
+                    <a:stretch>
+                      <a:fillRect/>
+                    </a:stretch>
+                  </pic:blipFill>
+                  <pic:spPr>
+                    <a:xfrm rot="60000">
+                      <a:off x="0" y="0"/>
+                      <a:ext cx="3058795" cy="1202055"/>
+                    </a:xfrm>
+                    <a:prstGeom prst="rect">
+                      <a:avLst/>
+                    </a:prstGeom>
+                  </pic:spPr>
+                </pic:pic>
+              </a:graphicData>
+            </a:graphic>
+          </wp:anchor>
+        </w:drawing>
+      </w:r>
+      <w:r>
+        <w:rPr>
+          <w:iCs/>
+        </w:rPr>
+        <w:t>а) ACD;</w:t>
+      </w:r>
+      <w:r>
+        <w:rPr>
+          <w:noProof/>
+        </w:rPr>
+        <w:t xml:space="preserve"> </w:t>
+      </w:r>
+    </w:p>
+    <w:p>
+      <w:pPr>
+        <w:pStyle w:val="a7"/>
+        <w:spacing w:line="240" w:lineRule="auto"/>
+        <w:ind w:left="0" w:firstLine="851"/>
+        <w:contextualSpacing/>
+        <w:rPr>
+          <w:b/>
+          <w:bCs/>
+          <w:iCs/>
+        </w:rPr>
+      </w:pPr>
+      <w:r>
+        <w:rPr>
+          <w:b/>
+          <w:bCs/>
+          <w:iCs/>
+        </w:rPr>
+        <w:t>б) CD;</w:t>
+      </w:r>
+    </w:p>
+    <w:p>
+      <w:pPr>
+        <w:pStyle w:val="a7"/>
+        <w:spacing w:line="240" w:lineRule="auto"/>
+        <w:ind w:left="0" w:firstLine="851"/>
+        <w:contextualSpacing/>
+        <w:rPr>
+          <w:iCs/>
+        </w:rPr>
+      </w:pPr>
+      <w:r>
+        <w:rPr>
+          <w:iCs/>
+        </w:rPr>
+        <w:t>в) BE;</w:t>
+      </w:r>
+    </w:p>
+    <w:p>
+      <w:pPr>
+        <w:pStyle w:val="a7"/>
+        <w:tabs>
+          <w:tab w:val="clear" w:pos="1276"/>
+        </w:tabs>
+        <w:spacing w:line="240" w:lineRule="auto"/>
+        <w:ind w:left="0" w:firstLine="851"/>
+        <w:contextualSpacing/>
+        <w:rPr>
+          <w:noProof/>
+        </w:rPr>
+      </w:pPr>
+      <w:r>
+        <w:rPr>
+          <w:iCs/>
+        </w:rPr>
+        <w:t>г) немає правильної відповіді</w:t>
+      </w:r>
+      <w:r>
+        <w:rPr>
+          <w:noProof/>
+        </w:rPr>
+        <w:t xml:space="preserve"> </w:t>
+      </w:r>
+    </w:p>
+    <w:p/>
     <w:sectPr>
       <w:pgSz w:w="11906" w:h="16838"/>
-      <w:pgMar w:top="720" w:right="720" w:bottom="720" w:left="720" w:header="708" w:footer="708" w:gutter="0"/>
+      <w:pgMar w:top="1134" w:right="850" w:bottom="1134" w:left="1701" w:header="708" w:footer="708" w:gutter="0"/>
       <w:cols w:space="708"/>
       <w:docGrid w:linePitch="360"/>
     </w:sectPr>
   </w:body>
 </w:document>
+</file>
+
+<file path=word/numbering.xml><?xml version="1.0" encoding="utf-8"?>
+<w:numbering xmlns:wpc="http://schemas.microsoft.com/office/word/2010/wordprocessingCanvas" xmlns:cx="http://schemas.microsoft.com/office/drawing/2014/chartex" xmlns:cx1="http://schemas.microsoft.com/office/drawing/2015/9/8/chartex" xmlns:cx2="http://schemas.microsoft.com/office/drawing/2015/10/21/chartex" xmlns:cx3="http://schemas.microsoft.com/office/drawing/2016/5/9/chartex" xmlns:cx4="http://schemas.microsoft.com/office/drawing/2016/5/10/chartex" xmlns:cx5="http://schemas.microsoft.com/office/drawing/2016/5/11/chartex" xmlns:cx6="http://schemas.microsoft.com/office/drawing/2016/5/12/chartex" xmlns:cx7="http://schemas.microsoft.com/office/drawing/2016/5/13/chartex" xmlns:cx8="http://schemas.microsoft.com/office/drawing/2016/5/14/chartex" xmlns:mc="http://schemas.openxmlformats.org/markup-compatibility/2006" xmlns:aink="http://schemas.microsoft.com/office/drawing/2016/ink" xmlns:am3d="http://schemas.microsoft.com/office/drawing/2017/model3d" xmlns:o="urn:schemas-microsoft-com:office:office" xmlns:oel="http://schemas.microsoft.com/office/2019/extlst" xmlns:r="http://schemas.openxmlformats.org/officeDocument/2006/relationships" xmlns:m="http://schemas.openxmlformats.org/officeDocument/2006/math" xmlns:v="urn:schemas-microsoft-com:vml" xmlns:wp14="http://schemas.microsoft.com/office/word/2010/wordprocessingDrawing" xmlns:wp="http://schemas.openxmlformats.org/drawingml/2006/wordprocessingDrawing" xmlns:w10="urn:schemas-microsoft-com:office:word" xmlns:w="http://schemas.openxmlformats.org/wordprocessingml/2006/main" xmlns:w14="http://schemas.microsoft.com/office/word/2010/wordml" xmlns:w15="http://schemas.microsoft.com/office/word/2012/wordml" xmlns:w16cex="http://schemas.microsoft.com/office/word/2018/wordml/cex" xmlns:w16cid="http://schemas.microsoft.com/office/word/2016/wordml/cid" xmlns:w16="http://schemas.microsoft.com/office/word/2018/wordml" xmlns:w16sdtdh="http://schemas.microsoft.com/office/word/2020/wordml/sdtdatahash" xmlns:w16se="http://schemas.microsoft.com/office/word/2015/wordml/symex" xmlns:wpg="http://schemas.microsoft.com/office/word/2010/wordprocessingGroup" xmlns:wpi="http://schemas.microsoft.com/office/word/2010/wordprocessingInk" xmlns:wne="http://schemas.microsoft.com/office/word/2006/wordml" xmlns:wps="http://schemas.microsoft.com/office/word/2010/wordprocessingShape" mc:Ignorable="w14 w15 w16se w16cid w16 w16cex w16sdtdh wp14">
+  <w:abstractNum w:abstractNumId="0" w15:restartNumberingAfterBreak="0">
+    <w:nsid w:val="4F175DA0"/>
+    <w:multiLevelType w:val="hybridMultilevel"/>
+    <w:tmpl w:val="7D243FA0"/>
+    <w:lvl w:ilvl="0" w:tplc="FFFFFFFF">
+      <w:start w:val="1"/>
+      <w:numFmt w:val="decimal"/>
+      <w:lvlText w:val="%1."/>
+      <w:lvlJc w:val="left"/>
+      <w:pPr>
+        <w:ind w:left="502" w:hanging="360"/>
+      </w:pPr>
+      <w:rPr>
+        <w:rFonts w:hint="default"/>
+      </w:rPr>
+    </w:lvl>
+    <w:lvl w:ilvl="1" w:tplc="FFFFFFFF" w:tentative="1">
+      <w:start w:val="1"/>
+      <w:numFmt w:val="lowerLetter"/>
+      <w:lvlText w:val="%2."/>
+      <w:lvlJc w:val="left"/>
+      <w:pPr>
+        <w:ind w:left="1222" w:hanging="360"/>
+      </w:pPr>
+    </w:lvl>
+    <w:lvl w:ilvl="2" w:tplc="FFFFFFFF" w:tentative="1">
+      <w:start w:val="1"/>
+      <w:numFmt w:val="lowerRoman"/>
+      <w:lvlText w:val="%3."/>
+      <w:lvlJc w:val="right"/>
+      <w:pPr>
+        <w:ind w:left="1942" w:hanging="180"/>
+      </w:pPr>
+    </w:lvl>
+    <w:lvl w:ilvl="3" w:tplc="FFFFFFFF" w:tentative="1">
+      <w:start w:val="1"/>
+      <w:numFmt w:val="decimal"/>
+      <w:lvlText w:val="%4."/>
+      <w:lvlJc w:val="left"/>
+      <w:pPr>
+        <w:ind w:left="2662" w:hanging="360"/>
+      </w:pPr>
+    </w:lvl>
+    <w:lvl w:ilvl="4" w:tplc="FFFFFFFF" w:tentative="1">
+      <w:start w:val="1"/>
+      <w:numFmt w:val="lowerLetter"/>
+      <w:lvlText w:val="%5."/>
+      <w:lvlJc w:val="left"/>
+      <w:pPr>
+        <w:ind w:left="3382" w:hanging="360"/>
+      </w:pPr>
+    </w:lvl>
+    <w:lvl w:ilvl="5" w:tplc="FFFFFFFF" w:tentative="1">
+      <w:start w:val="1"/>
+      <w:numFmt w:val="lowerRoman"/>
+      <w:lvlText w:val="%6."/>
+      <w:lvlJc w:val="right"/>
+      <w:pPr>
+        <w:ind w:left="4102" w:hanging="180"/>
+      </w:pPr>
+    </w:lvl>
+    <w:lvl w:ilvl="6" w:tplc="FFFFFFFF" w:tentative="1">
+      <w:start w:val="1"/>
+      <w:numFmt w:val="decimal"/>
+      <w:lvlText w:val="%7."/>
+      <w:lvlJc w:val="left"/>
+      <w:pPr>
+        <w:ind w:left="4822" w:hanging="360"/>
+      </w:pPr>
+    </w:lvl>
+    <w:lvl w:ilvl="7" w:tplc="FFFFFFFF" w:tentative="1">
+      <w:start w:val="1"/>
+      <w:numFmt w:val="lowerLetter"/>
+      <w:lvlText w:val="%8."/>
+      <w:lvlJc w:val="left"/>
+      <w:pPr>
+        <w:ind w:left="5542" w:hanging="360"/>
+      </w:pPr>
+    </w:lvl>
+    <w:lvl w:ilvl="8" w:tplc="FFFFFFFF" w:tentative="1">
+      <w:start w:val="1"/>
+      <w:numFmt w:val="lowerRoman"/>
+      <w:lvlText w:val="%9."/>
+      <w:lvlJc w:val="right"/>
+      <w:pPr>
+        <w:ind w:left="6262" w:hanging="180"/>
+      </w:pPr>
+    </w:lvl>
+  </w:abstractNum>
+  <w:num w:numId="1" w16cid:durableId="902761609">
+    <w:abstractNumId w:val="0"/>
+  </w:num>
+</w:numbering>
 </file>
 
 <file path=word/styles.xml><?xml version="1.0" encoding="utf-8"?>
@@ -600,6 +2861,40 @@
       <w:lang w:val="uk-UA"/>
     </w:rPr>
   </w:style>
+  <w:style w:type="paragraph" w:customStyle="1" w:styleId="a7">
+    <w:name w:val="КП_Текст"/>
+    <w:basedOn w:val="a"/>
+    <w:link w:val="a8"/>
+    <w:autoRedefine/>
+    <w:rsid w:val="00937028"/>
+    <w:pPr>
+      <w:tabs>
+        <w:tab w:val="left" w:pos="1276"/>
+      </w:tabs>
+      <w:spacing w:after="240" w:line="360" w:lineRule="auto"/>
+      <w:ind w:left="-425" w:firstLine="709"/>
+      <w:jc w:val="both"/>
+    </w:pPr>
+    <w:rPr>
+      <w:rFonts w:ascii="Times New Roman" w:eastAsia="Times New Roman" w:hAnsi="Times New Roman" w:cs="Times New Roman"/>
+      <w:sz w:val="28"/>
+      <w:szCs w:val="28"/>
+      <w:lang w:val="uk-UA"/>
+    </w:rPr>
+  </w:style>
+  <w:style w:type="character" w:customStyle="1" w:styleId="a8">
+    <w:name w:val="КП_Текст Знак"/>
+    <w:basedOn w:val="a0"/>
+    <w:link w:val="a7"/>
+    <w:locked/>
+    <w:rsid w:val="00937028"/>
+    <w:rPr>
+      <w:rFonts w:ascii="Times New Roman" w:eastAsia="Times New Roman" w:hAnsi="Times New Roman" w:cs="Times New Roman"/>
+      <w:sz w:val="28"/>
+      <w:szCs w:val="28"/>
+      <w:lang w:val="uk-UA"/>
+    </w:rPr>
+  </w:style>
 </w:styles>
 </file>
 
